--- a/applications/site/documents/northbay-cardiac-clinic-pa-fairfield-cover-letter.docx
+++ b/applications/site/documents/northbay-cardiac-clinic-pa-fairfield-cover-letter.docx
@@ -29,7 +29,7 @@
     </w:p>
     <w:p>
       <w:r>
-        <w:t>My California PA license application is in process, with an expected issue date of January 2027. I am planning to move to Sacramento or the greater Sacramento area. I would welcome a conversation about timing.</w:t>
+        <w:t>I am licensed as a PA in Iowa and Indiana, and my California license application is in process, with an expected issue date of January 2027. I am planning to move to Sacramento or the greater Sacramento area. I would welcome a conversation about timing.</w:t>
       </w:r>
     </w:p>
     <w:p>

--- a/applications/site/documents/northbay-cardiac-clinic-pa-fairfield-cover-letter.docx
+++ b/applications/site/documents/northbay-cardiac-clinic-pa-fairfield-cover-letter.docx
@@ -14,7 +14,7 @@
     </w:p>
     <w:p>
       <w:r>
-        <w:t>In the Emergency Department I manage cardiovascular emergencies, including three STEMIs (with STEMI activations), three NSTEMIs, CHF exacerbations (five or more) and aortic aneurysm (two), coordinating with cardiology and surgery, alongside 15–25 patients per shift with acute and undifferentiated presentations. I also trained in internal medicine (two rotations) and hold ACLS, BLS and ATLS certification.</w:t>
+        <w:t>In the Emergency Department I manage cardiovascular emergencies, including three STEMIs (with STEMI activations), three NSTEMIs, CHF exacerbations (five or more) and aortic aneurysm (two), coordinating with cardiology and surgery, alongside 15–25 patients per shift with acute and undifferentiated presentations. I also trained in internal medicine (two rotations) and hold ACLS, BLS, ATLS and PALS certification.</w:t>
       </w:r>
     </w:p>
     <w:p>
